--- a/content/templates/common-paper-pilot-agreement/template.docx
+++ b/content/templates/common-paper-pilot-agreement/template.docx
@@ -2974,6 +2974,9 @@
                 <w:szCs w:val="18"/>
               </w:rPr>
             </w:pPr>
+            <w:r>
+              <w:t>{provider_signatory_name}</w:t>
+            </w:r>
           </w:p>
         </w:tc>
         <w:tc>
@@ -3036,6 +3039,9 @@
                 <w:szCs w:val="18"/>
               </w:rPr>
             </w:pPr>
+            <w:r>
+              <w:t>{customer_signatory_name}</w:t>
+            </w:r>
           </w:p>
         </w:tc>
       </w:tr>
@@ -3110,6 +3116,9 @@
                 <w:szCs w:val="18"/>
               </w:rPr>
             </w:pPr>
+            <w:r>
+              <w:t>{provider_signatory_title_display}</w:t>
+            </w:r>
           </w:p>
         </w:tc>
         <w:tc>
@@ -3172,6 +3181,9 @@
                 <w:szCs w:val="18"/>
               </w:rPr>
             </w:pPr>
+            <w:r>
+              <w:t>{customer_signatory_title_display}</w:t>
+            </w:r>
           </w:p>
         </w:tc>
       </w:tr>
@@ -3274,6 +3286,9 @@
                 <w:szCs w:val="18"/>
               </w:rPr>
             </w:pPr>
+            <w:r>
+              <w:t>{provider_signatory_email}</w:t>
+            </w:r>
           </w:p>
         </w:tc>
         <w:tc>
@@ -3336,6 +3351,9 @@
                 <w:szCs w:val="18"/>
               </w:rPr>
             </w:pPr>
+            <w:r>
+              <w:t>{customer_signatory_email}</w:t>
+            </w:r>
           </w:p>
         </w:tc>
       </w:tr>
